--- a/EXPORTS/DOCX/published/niveau3/Dutch/WMAmsterdam.docx
+++ b/EXPORTS/DOCX/published/niveau3/Dutch/WMAmsterdam.docx
@@ -533,7 +533,7 @@
           <w:sz w:val="24"/>
           <w:u w:val="single"/>
         </w:rPr>
-        <w:hyperlink r:id="rId10" w:history="1">
+        <w:hyperlink r:id="rId11" w:history="1">
           <w:r>
             <w:rPr>
               <w:rStyle w:val="Hyperlink"/>
@@ -929,7 +929,7 @@
             <w:rPr>
               <w:rStyle w:val="Hyperlink"/>
             </w:rPr>
-            <w:t>Etnografisc</w:t>
+            <w:t>Etnografis</w:t>
           </w:r>
         </w:hyperlink>
       </w:r>
@@ -942,6 +942,16 @@
           <w:sz w:val="24"/>
           <w:u w:val="single"/>
         </w:rPr>
+        <w:t>c</w:t>
+      </w:r>
+      <w:r>
+        <w:rPr>
+          <w:rFonts w:ascii="Charis SIL Regular" w:hAnsi="Charis SIL Regular" w:eastAsia="Charis SIL Regular"/>
+          <w:b w:val="0"/>
+          <w:i w:val="0"/>
+          <w:color w:val="0000FF"/>
+          <w:sz w:val="24"/>
+        </w:rPr>
         <w:t>h</w:t>
       </w:r>
       <w:r>
@@ -951,6 +961,7 @@
           <w:i w:val="0"/>
           <w:color w:val="0000FF"/>
           <w:sz w:val="24"/>
+          <w:u w:val="single"/>
         </w:rPr>
         <w:t xml:space="preserve"> </w:t>
       </w:r>
@@ -2705,14 +2716,7 @@
           <w:color w:val="000000"/>
           <w:sz w:val="24"/>
         </w:rPr>
-        <w:hyperlink r:id="rId17" w:history="1">
-          <w:r>
-            <w:rPr>
-              <w:rStyle w:val="Hyperlink"/>
-            </w:rPr>
-            <w:t>ummers 18</w:t>
-          </w:r>
-        </w:hyperlink>
+        <w:t>ummers 18</w:t>
       </w:r>
       <w:r>
         <w:rPr>
@@ -2759,24 +2763,7 @@
           <w:color w:val="000000"/>
           <w:sz w:val="24"/>
         </w:rPr>
-        <w:hyperlink r:id="rId17" w:history="1">
-          <w:r>
-            <w:rPr>
-              <w:rStyle w:val="Hyperlink"/>
-            </w:rPr>
-            <w:t xml:space="preserve"> 1919 </w:t>
-          </w:r>
-        </w:hyperlink>
-      </w:r>
-      <w:r>
-        <w:rPr>
-          <w:rFonts w:ascii="Charis SIL Regular" w:hAnsi="Charis SIL Regular" w:eastAsia="Charis SIL Regular"/>
-          <w:b w:val="0"/>
-          <w:i w:val="0"/>
-          <w:color w:val="000000"/>
-          <w:sz w:val="24"/>
-        </w:rPr>
-        <w:t>m</w:t>
+        <w:t xml:space="preserve"> 1919 m</w:t>
       </w:r>
       <w:r>
         <w:rPr>
@@ -2866,7 +2853,7 @@
             <w:rPr>
               <w:rStyle w:val="Hyperlink"/>
             </w:rPr>
-            <w:t>desbetreffend</w:t>
+            <w:t>desbetreffen</w:t>
           </w:r>
         </w:hyperlink>
       </w:r>
@@ -2877,36 +2864,13 @@
           <w:i w:val="0"/>
           <w:color w:val="0000FF"/>
           <w:sz w:val="24"/>
-          <w:u w:val="single"/>
-        </w:rPr>
-        <w:t>e</w:t>
-      </w:r>
-      <w:r>
-        <w:rPr>
-          <w:rFonts w:ascii="Charis SIL Regular" w:hAnsi="Charis SIL Regular" w:eastAsia="Charis SIL Regular"/>
-          <w:b w:val="0"/>
-          <w:i w:val="0"/>
-          <w:color w:val="0000FF"/>
-          <w:sz w:val="24"/>
-          <w:u w:val="single"/>
-        </w:rPr>
-        <w:t xml:space="preserve"> </w:t>
-      </w:r>
-      <w:r>
-        <w:rPr>
-          <w:rFonts w:ascii="Charis SIL Regular" w:hAnsi="Charis SIL Regular" w:eastAsia="Charis SIL Regular"/>
-          <w:b w:val="0"/>
-          <w:i w:val="0"/>
-          <w:color w:val="0000FF"/>
-          <w:sz w:val="24"/>
-          <w:u w:val="single"/>
         </w:rPr>
         <w:hyperlink r:id="rId12" w:history="1">
           <w:r>
             <w:rPr>
               <w:rStyle w:val="Hyperlink"/>
             </w:rPr>
-            <w:t>zoekhul</w:t>
+            <w:t>d</w:t>
           </w:r>
         </w:hyperlink>
       </w:r>
@@ -2918,7 +2882,36 @@
           <w:color w:val="0000FF"/>
           <w:sz w:val="24"/>
         </w:rPr>
-        <w:t>p</w:t>
+        <w:t>e</w:t>
+      </w:r>
+      <w:r>
+        <w:rPr>
+          <w:rFonts w:ascii="Charis SIL Regular" w:hAnsi="Charis SIL Regular" w:eastAsia="Charis SIL Regular"/>
+          <w:b w:val="0"/>
+          <w:i w:val="0"/>
+          <w:color w:val="0000FF"/>
+          <w:sz w:val="24"/>
+          <w:u w:val="single"/>
+        </w:rPr>
+        <w:t xml:space="preserve"> </w:t>
+      </w:r>
+      <w:r>
+        <w:rPr>
+          <w:rFonts w:ascii="Charis SIL Regular" w:hAnsi="Charis SIL Regular" w:eastAsia="Charis SIL Regular"/>
+          <w:b w:val="0"/>
+          <w:i w:val="0"/>
+          <w:color w:val="0000FF"/>
+          <w:sz w:val="24"/>
+          <w:u w:val="single"/>
+        </w:rPr>
+        <w:hyperlink r:id="rId12" w:history="1">
+          <w:r>
+            <w:rPr>
+              <w:rStyle w:val="Hyperlink"/>
+            </w:rPr>
+            <w:t>zoekhulp</w:t>
+          </w:r>
+        </w:hyperlink>
       </w:r>
       <w:r>
         <w:rPr>
@@ -4104,7 +4097,7 @@
           <w:sz w:val="24"/>
           <w:u w:val="single"/>
         </w:rPr>
-        <w:hyperlink r:id="rId18" w:history="1">
+        <w:hyperlink r:id="rId19" w:history="1">
           <w:r>
             <w:rPr>
               <w:rStyle w:val="Hyperlink"/>
@@ -4115,14 +4108,20 @@
       </w:r>
       <w:r>
         <w:rPr>
-          <w:u w:val="single" w:color="0000ff"/>
           <w:rFonts w:ascii="Charis SIL Regular" w:hAnsi="Charis SIL Regular" w:eastAsia="Charis SIL Regular"/>
           <w:b w:val="0"/>
           <w:i w:val="0"/>
           <w:color w:val="000000"/>
           <w:sz w:val="24"/>
         </w:rPr>
-        <w:t xml:space="preserve">, </w:t>
+        <w:hyperlink r:id="rId18" w:history="1">
+          <w:r>
+            <w:rPr>
+              <w:rStyle w:val="Hyperlink"/>
+            </w:rPr>
+            <w:t xml:space="preserve">, </w:t>
+          </w:r>
+        </w:hyperlink>
       </w:r>
       <w:r>
         <w:rPr>
@@ -4133,7 +4132,7 @@
           <w:sz w:val="24"/>
           <w:u w:val="single"/>
         </w:rPr>
-        <w:hyperlink r:id="rId19" w:history="1">
+        <w:hyperlink r:id="rId20" w:history="1">
           <w:r>
             <w:rPr>
               <w:rStyle w:val="Hyperlink"/>
@@ -4162,7 +4161,7 @@
           <w:sz w:val="24"/>
           <w:u w:val="single"/>
         </w:rPr>
-        <w:hyperlink r:id="rId19" w:history="1">
+        <w:hyperlink r:id="rId20" w:history="1">
           <w:r>
             <w:rPr>
               <w:rStyle w:val="Hyperlink"/>
@@ -4313,7 +4312,7 @@
           <w:sz w:val="24"/>
           <w:u w:val="single"/>
         </w:rPr>
-        <w:hyperlink r:id="rId20" w:history="1">
+        <w:hyperlink r:id="rId21" w:history="1">
           <w:r>
             <w:rPr>
               <w:rStyle w:val="Hyperlink"/>
@@ -4331,7 +4330,7 @@
           <w:sz w:val="24"/>
           <w:u w:val="single"/>
         </w:rPr>
-        <w:hyperlink r:id="rId20" w:history="1">
+        <w:hyperlink r:id="rId21" w:history="1">
           <w:r>
             <w:rPr>
               <w:rStyle w:val="Hyperlink"/>
@@ -4349,7 +4348,7 @@
           <w:sz w:val="24"/>
           <w:u w:val="single"/>
         </w:rPr>
-        <w:hyperlink r:id="rId20" w:history="1">
+        <w:hyperlink r:id="rId21" w:history="1">
           <w:r>
             <w:rPr>
               <w:rStyle w:val="Hyperlink"/>
@@ -4377,7 +4376,7 @@
           <w:sz w:val="24"/>
           <w:u w:val="single"/>
         </w:rPr>
-        <w:hyperlink r:id="rId20" w:history="1">
+        <w:hyperlink r:id="rId21" w:history="1">
           <w:r>
             <w:rPr>
               <w:rStyle w:val="Hyperlink"/>
@@ -4406,7 +4405,7 @@
           <w:sz w:val="24"/>
           <w:u w:val="single"/>
         </w:rPr>
-        <w:hyperlink r:id="rId20" w:history="1">
+        <w:hyperlink r:id="rId21" w:history="1">
           <w:r>
             <w:rPr>
               <w:rStyle w:val="Hyperlink"/>
@@ -4557,7 +4556,7 @@
           <w:sz w:val="24"/>
           <w:u w:val="single"/>
         </w:rPr>
-        <w:hyperlink r:id="rId21" w:history="1">
+        <w:hyperlink r:id="rId22" w:history="1">
           <w:r>
             <w:rPr>
               <w:rStyle w:val="Hyperlink"/>
@@ -4575,7 +4574,7 @@
           <w:sz w:val="24"/>
           <w:u w:val="single"/>
         </w:rPr>
-        <w:hyperlink r:id="rId21" w:history="1">
+        <w:hyperlink r:id="rId22" w:history="1">
           <w:r>
             <w:rPr>
               <w:rStyle w:val="Hyperlink"/>
@@ -4593,7 +4592,7 @@
           <w:sz w:val="24"/>
           <w:u w:val="single"/>
         </w:rPr>
-        <w:hyperlink r:id="rId21" w:history="1">
+        <w:hyperlink r:id="rId22" w:history="1">
           <w:r>
             <w:rPr>
               <w:rStyle w:val="Hyperlink"/>
@@ -4611,7 +4610,7 @@
           <w:sz w:val="24"/>
           <w:u w:val="single"/>
         </w:rPr>
-        <w:hyperlink r:id="rId21" w:history="1">
+        <w:hyperlink r:id="rId22" w:history="1">
           <w:r>
             <w:rPr>
               <w:rStyle w:val="Hyperlink"/>
@@ -4639,7 +4638,7 @@
           <w:sz w:val="24"/>
           <w:u w:val="single"/>
         </w:rPr>
-        <w:hyperlink r:id="rId22" w:history="1">
+        <w:hyperlink r:id="rId23" w:history="1">
           <w:r>
             <w:rPr>
               <w:rStyle w:val="Hyperlink"/>
@@ -4703,7 +4702,14 @@
           <w:color w:val="000000"/>
           <w:sz w:val="24"/>
         </w:rPr>
-        <w:t xml:space="preserve">, </w:t>
+        <w:hyperlink r:id="rId22" w:history="1">
+          <w:r>
+            <w:rPr>
+              <w:rStyle w:val="Hyperlink"/>
+            </w:rPr>
+            <w:t xml:space="preserve">, </w:t>
+          </w:r>
+        </w:hyperlink>
       </w:r>
       <w:r>
         <w:rPr>
@@ -4714,7 +4720,7 @@
           <w:sz w:val="24"/>
           <w:u w:val="single"/>
         </w:rPr>
-        <w:hyperlink r:id="rId23" w:history="1">
+        <w:hyperlink r:id="rId22" w:history="1">
           <w:r>
             <w:rPr>
               <w:rStyle w:val="Hyperlink"/>
@@ -4743,7 +4749,7 @@
           <w:sz w:val="24"/>
           <w:u w:val="single"/>
         </w:rPr>
-        <w:hyperlink r:id="rId23" w:history="1">
+        <w:hyperlink r:id="rId22" w:history="1">
           <w:r>
             <w:rPr>
               <w:rStyle w:val="Hyperlink"/>
@@ -4992,7 +4998,7 @@
           <w:sz w:val="24"/>
           <w:u w:val="single"/>
         </w:rPr>
-        <w:hyperlink r:id="rId24" w:history="1">
+        <w:hyperlink r:id="rId25" w:history="1">
           <w:r>
             <w:rPr>
               <w:rStyle w:val="Hyperlink"/>
@@ -5050,19 +5056,29 @@
       </w:r>
       <w:r>
         <w:rPr>
-          <w:u w:val="single" w:color="0000ff"/>
           <w:rFonts w:ascii="Charis SIL Regular" w:hAnsi="Charis SIL Regular" w:eastAsia="Charis SIL Regular"/>
           <w:b w:val="0"/>
           <w:i w:val="0"/>
           <w:color w:val="000000"/>
           <w:sz w:val="24"/>
+        </w:rPr>
+        <w:t xml:space="preserve">, </w:t>
+      </w:r>
+      <w:r>
+        <w:rPr>
+          <w:rFonts w:ascii="Charis SIL Regular" w:hAnsi="Charis SIL Regular" w:eastAsia="Charis SIL Regular"/>
+          <w:b w:val="0"/>
+          <w:i w:val="0"/>
+          <w:color w:val="0000FF"/>
+          <w:sz w:val="24"/>
+          <w:u w:val="single"/>
         </w:rPr>
         <w:hyperlink r:id="rId24" w:history="1">
           <w:r>
             <w:rPr>
               <w:rStyle w:val="Hyperlink"/>
             </w:rPr>
-            <w:t xml:space="preserve">, </w:t>
+            <w:t>ISBN</w:t>
           </w:r>
         </w:hyperlink>
       </w:r>
@@ -5073,15 +5089,9 @@
           <w:i w:val="0"/>
           <w:color w:val="0000FF"/>
           <w:sz w:val="24"/>
-        </w:rPr>
-        <w:hyperlink r:id="rId24" w:history="1">
-          <w:r>
-            <w:rPr>
-              <w:rStyle w:val="Hyperlink"/>
-            </w:rPr>
-            <w:t xml:space="preserve">ISBN </w:t>
-          </w:r>
-        </w:hyperlink>
+          <w:u w:val="single"/>
+        </w:rPr>
+        <w:t xml:space="preserve"> </w:t>
       </w:r>
       <w:r>
         <w:rPr>
@@ -5092,7 +5102,7 @@
           <w:sz w:val="24"/>
           <w:u w:val="single"/>
         </w:rPr>
-        <w:hyperlink r:id="rId25" w:history="1">
+        <w:hyperlink r:id="rId26" w:history="1">
           <w:r>
             <w:rPr>
               <w:rStyle w:val="Hyperlink"/>

--- a/EXPORTS/DOCX/published/niveau3/Dutch/WMAmsterdam.docx
+++ b/EXPORTS/DOCX/published/niveau3/Dutch/WMAmsterdam.docx
@@ -486,7 +486,7 @@
           <w:sz w:val="24"/>
           <w:u w:val="single"/>
         </w:rPr>
-        <w:hyperlink r:id="rId11" w:history="1">
+        <w:hyperlink r:id="rId10" w:history="1">
           <w:r>
             <w:rPr>
               <w:rStyle w:val="Hyperlink"/>
@@ -929,7 +929,7 @@
             <w:rPr>
               <w:rStyle w:val="Hyperlink"/>
             </w:rPr>
-            <w:t>Etnografis</w:t>
+            <w:t>Etnografisc</w:t>
           </w:r>
         </w:hyperlink>
       </w:r>
@@ -941,16 +941,6 @@
           <w:color w:val="0000FF"/>
           <w:sz w:val="24"/>
           <w:u w:val="single"/>
-        </w:rPr>
-        <w:t>c</w:t>
-      </w:r>
-      <w:r>
-        <w:rPr>
-          <w:rFonts w:ascii="Charis SIL Regular" w:hAnsi="Charis SIL Regular" w:eastAsia="Charis SIL Regular"/>
-          <w:b w:val="0"/>
-          <w:i w:val="0"/>
-          <w:color w:val="0000FF"/>
-          <w:sz w:val="24"/>
         </w:rPr>
         <w:t>h</w:t>
       </w:r>
@@ -1008,9 +998,19 @@
             <w:rPr>
               <w:rStyle w:val="Hyperlink"/>
             </w:rPr>
-            <w:t>Artis</w:t>
+            <w:t>Arti</w:t>
           </w:r>
         </w:hyperlink>
+      </w:r>
+      <w:r>
+        <w:rPr>
+          <w:rFonts w:ascii="Charis SIL Regular" w:hAnsi="Charis SIL Regular" w:eastAsia="Charis SIL Regular"/>
+          <w:b w:val="0"/>
+          <w:i w:val="0"/>
+          <w:color w:val="0000FF"/>
+          <w:sz w:val="24"/>
+        </w:rPr>
+        <w:t>s</w:t>
       </w:r>
       <w:r>
         <w:rPr>
@@ -1418,6 +1418,7 @@
       </w:r>
       <w:r>
         <w:rPr>
+          <w:u w:val="single" w:color="0000ff"/>
           <w:rFonts w:ascii="Charis SIL Regular" w:hAnsi="Charis SIL Regular" w:eastAsia="Charis SIL Regular"/>
           <w:b w:val="0"/>
           <w:i w:val="0"/>
@@ -1433,52 +1434,8 @@
           <w:i w:val="0"/>
           <w:color w:val="0000FF"/>
           <w:sz w:val="24"/>
-          <w:u w:val="single"/>
-        </w:rPr>
-        <w:hyperlink r:id="rId13" w:history="1">
-          <w:r>
-            <w:rPr>
-              <w:rStyle w:val="Hyperlink"/>
-            </w:rPr>
-            <w:t>Rijksmu</w:t>
-          </w:r>
-        </w:hyperlink>
-      </w:r>
-      <w:r>
-        <w:rPr>
-          <w:rFonts w:ascii="Charis SIL Regular" w:hAnsi="Charis SIL Regular" w:eastAsia="Charis SIL Regular"/>
-          <w:b w:val="0"/>
-          <w:i w:val="0"/>
-          <w:color w:val="0000FF"/>
-          <w:sz w:val="24"/>
-          <w:u w:val="single"/>
-        </w:rPr>
-        <w:hyperlink r:id="rId14" w:history="1">
-          <w:r>
-            <w:rPr>
-              <w:rStyle w:val="Hyperlink"/>
-            </w:rPr>
-            <w:t>seu</w:t>
-          </w:r>
-        </w:hyperlink>
-      </w:r>
-      <w:r>
-        <w:rPr>
-          <w:rFonts w:ascii="Charis SIL Regular" w:hAnsi="Charis SIL Regular" w:eastAsia="Charis SIL Regular"/>
-          <w:b w:val="0"/>
-          <w:i w:val="0"/>
-          <w:color w:val="0000FF"/>
-          <w:sz w:val="24"/>
-          <w:u w:val="single"/>
-        </w:rPr>
-        <w:hyperlink r:id="rId14" w:history="1">
-          <w:r>
-            <w:rPr>
-              <w:rStyle w:val="Hyperlink"/>
-            </w:rPr>
-            <w:t>m</w:t>
-          </w:r>
-        </w:hyperlink>
+        </w:rPr>
+        <w:t>Rijksmuseum</w:t>
       </w:r>
       <w:r>
         <w:rPr>
@@ -1623,7 +1580,7 @@
           <w:sz w:val="24"/>
           <w:u w:val="single"/>
         </w:rPr>
-        <w:hyperlink r:id="rId14" w:history="1">
+        <w:hyperlink r:id="rId13" w:history="1">
           <w:r>
             <w:rPr>
               <w:rStyle w:val="Hyperlink"/>
@@ -1641,7 +1598,7 @@
           <w:sz w:val="24"/>
           <w:u w:val="single"/>
         </w:rPr>
-        <w:hyperlink r:id="rId14" w:history="1">
+        <w:hyperlink r:id="rId13" w:history="1">
           <w:r>
             <w:rPr>
               <w:rStyle w:val="Hyperlink"/>
@@ -1659,7 +1616,7 @@
           <w:sz w:val="24"/>
           <w:u w:val="single"/>
         </w:rPr>
-        <w:hyperlink r:id="rId14" w:history="1">
+        <w:hyperlink r:id="rId13" w:history="1">
           <w:r>
             <w:rPr>
               <w:rStyle w:val="Hyperlink"/>
@@ -1688,7 +1645,7 @@
           <w:sz w:val="24"/>
           <w:u w:val="single"/>
         </w:rPr>
-        <w:hyperlink r:id="rId14" w:history="1">
+        <w:hyperlink r:id="rId13" w:history="1">
           <w:r>
             <w:rPr>
               <w:rStyle w:val="Hyperlink"/>
@@ -1836,7 +1793,7 @@
           <w:sz w:val="24"/>
           <w:u w:val="single"/>
         </w:rPr>
-        <w:hyperlink r:id="rId13" w:history="1">
+        <w:hyperlink r:id="rId14" w:history="1">
           <w:r>
             <w:rPr>
               <w:rStyle w:val="Hyperlink"/>
@@ -2716,7 +2673,14 @@
           <w:color w:val="000000"/>
           <w:sz w:val="24"/>
         </w:rPr>
-        <w:t>ummers 18</w:t>
+        <w:hyperlink r:id="rId17" w:history="1">
+          <w:r>
+            <w:rPr>
+              <w:rStyle w:val="Hyperlink"/>
+            </w:rPr>
+            <w:t>ummers 18</w:t>
+          </w:r>
+        </w:hyperlink>
       </w:r>
       <w:r>
         <w:rPr>
@@ -2763,7 +2727,24 @@
           <w:color w:val="000000"/>
           <w:sz w:val="24"/>
         </w:rPr>
-        <w:t xml:space="preserve"> 1919 m</w:t>
+        <w:hyperlink r:id="rId17" w:history="1">
+          <w:r>
+            <w:rPr>
+              <w:rStyle w:val="Hyperlink"/>
+            </w:rPr>
+            <w:t xml:space="preserve"> 1919 </w:t>
+          </w:r>
+        </w:hyperlink>
+      </w:r>
+      <w:r>
+        <w:rPr>
+          <w:rFonts w:ascii="Charis SIL Regular" w:hAnsi="Charis SIL Regular" w:eastAsia="Charis SIL Regular"/>
+          <w:b w:val="0"/>
+          <w:i w:val="0"/>
+          <w:color w:val="000000"/>
+          <w:sz w:val="24"/>
+        </w:rPr>
+        <w:t>m</w:t>
       </w:r>
       <w:r>
         <w:rPr>
@@ -2853,7 +2834,7 @@
             <w:rPr>
               <w:rStyle w:val="Hyperlink"/>
             </w:rPr>
-            <w:t>desbetreffen</w:t>
+            <w:t>desbetreffend</w:t>
           </w:r>
         </w:hyperlink>
       </w:r>
@@ -2864,13 +2845,36 @@
           <w:i w:val="0"/>
           <w:color w:val="0000FF"/>
           <w:sz w:val="24"/>
+          <w:u w:val="single"/>
+        </w:rPr>
+        <w:t>e</w:t>
+      </w:r>
+      <w:r>
+        <w:rPr>
+          <w:rFonts w:ascii="Charis SIL Regular" w:hAnsi="Charis SIL Regular" w:eastAsia="Charis SIL Regular"/>
+          <w:b w:val="0"/>
+          <w:i w:val="0"/>
+          <w:color w:val="0000FF"/>
+          <w:sz w:val="24"/>
+          <w:u w:val="single"/>
+        </w:rPr>
+        <w:t xml:space="preserve"> </w:t>
+      </w:r>
+      <w:r>
+        <w:rPr>
+          <w:rFonts w:ascii="Charis SIL Regular" w:hAnsi="Charis SIL Regular" w:eastAsia="Charis SIL Regular"/>
+          <w:b w:val="0"/>
+          <w:i w:val="0"/>
+          <w:color w:val="0000FF"/>
+          <w:sz w:val="24"/>
+          <w:u w:val="single"/>
         </w:rPr>
         <w:hyperlink r:id="rId12" w:history="1">
           <w:r>
             <w:rPr>
               <w:rStyle w:val="Hyperlink"/>
             </w:rPr>
-            <w:t>d</w:t>
+            <w:t>zoekhul</w:t>
           </w:r>
         </w:hyperlink>
       </w:r>
@@ -2882,36 +2886,7 @@
           <w:color w:val="0000FF"/>
           <w:sz w:val="24"/>
         </w:rPr>
-        <w:t>e</w:t>
-      </w:r>
-      <w:r>
-        <w:rPr>
-          <w:rFonts w:ascii="Charis SIL Regular" w:hAnsi="Charis SIL Regular" w:eastAsia="Charis SIL Regular"/>
-          <w:b w:val="0"/>
-          <w:i w:val="0"/>
-          <w:color w:val="0000FF"/>
-          <w:sz w:val="24"/>
-          <w:u w:val="single"/>
-        </w:rPr>
-        <w:t xml:space="preserve"> </w:t>
-      </w:r>
-      <w:r>
-        <w:rPr>
-          <w:rFonts w:ascii="Charis SIL Regular" w:hAnsi="Charis SIL Regular" w:eastAsia="Charis SIL Regular"/>
-          <w:b w:val="0"/>
-          <w:i w:val="0"/>
-          <w:color w:val="0000FF"/>
-          <w:sz w:val="24"/>
-          <w:u w:val="single"/>
-        </w:rPr>
-        <w:hyperlink r:id="rId12" w:history="1">
-          <w:r>
-            <w:rPr>
-              <w:rStyle w:val="Hyperlink"/>
-            </w:rPr>
-            <w:t>zoekhulp</w:t>
-          </w:r>
-        </w:hyperlink>
+        <w:t>p</w:t>
       </w:r>
       <w:r>
         <w:rPr>
@@ -5016,7 +4991,7 @@
           <w:sz w:val="24"/>
           <w:u w:val="single"/>
         </w:rPr>
-        <w:hyperlink r:id="rId24" w:history="1">
+        <w:hyperlink r:id="rId25" w:history="1">
           <w:r>
             <w:rPr>
               <w:rStyle w:val="Hyperlink"/>
@@ -5045,7 +5020,7 @@
           <w:sz w:val="24"/>
           <w:u w:val="single"/>
         </w:rPr>
-        <w:hyperlink r:id="rId24" w:history="1">
+        <w:hyperlink r:id="rId25" w:history="1">
           <w:r>
             <w:rPr>
               <w:rStyle w:val="Hyperlink"/>
@@ -5056,6 +5031,7 @@
       </w:r>
       <w:r>
         <w:rPr>
+          <w:u w:val="single" w:color="0000ff"/>
           <w:rFonts w:ascii="Charis SIL Regular" w:hAnsi="Charis SIL Regular" w:eastAsia="Charis SIL Regular"/>
           <w:b w:val="0"/>
           <w:i w:val="0"/>
@@ -5073,7 +5049,7 @@
           <w:sz w:val="24"/>
           <w:u w:val="single"/>
         </w:rPr>
-        <w:hyperlink r:id="rId24" w:history="1">
+        <w:hyperlink r:id="rId26" w:history="1">
           <w:r>
             <w:rPr>
               <w:rStyle w:val="Hyperlink"/>
@@ -5102,7 +5078,7 @@
           <w:sz w:val="24"/>
           <w:u w:val="single"/>
         </w:rPr>
-        <w:hyperlink r:id="rId26" w:history="1">
+        <w:hyperlink r:id="rId24" w:history="1">
           <w:r>
             <w:rPr>
               <w:rStyle w:val="Hyperlink"/>

--- a/EXPORTS/DOCX/published/niveau3/Dutch/WMAmsterdam.docx
+++ b/EXPORTS/DOCX/published/niveau3/Dutch/WMAmsterdam.docx
@@ -368,255 +368,8 @@
           <w:i w:val="0"/>
           <w:color w:val="0000FF"/>
           <w:sz w:val="24"/>
-          <w:u w:val="single"/>
-        </w:rPr>
-        <w:hyperlink r:id="rId11" w:history="1">
-          <w:r>
-            <w:rPr>
-              <w:rStyle w:val="Hyperlink"/>
-            </w:rPr>
-            <w:t>Johann</w:t>
-          </w:r>
-        </w:hyperlink>
-      </w:r>
-      <w:r>
-        <w:rPr>
-          <w:rFonts w:ascii="Charis SIL Regular" w:hAnsi="Charis SIL Regular" w:eastAsia="Charis SIL Regular"/>
-          <w:b w:val="0"/>
-          <w:i w:val="0"/>
-          <w:color w:val="0000FF"/>
-          <w:sz w:val="24"/>
-          <w:u w:val="single"/>
-        </w:rPr>
-        <w:t xml:space="preserve"> </w:t>
-      </w:r>
-      <w:r>
-        <w:rPr>
-          <w:rFonts w:ascii="Charis SIL Regular" w:hAnsi="Charis SIL Regular" w:eastAsia="Charis SIL Regular"/>
-          <w:b w:val="0"/>
-          <w:i w:val="0"/>
-          <w:color w:val="0000FF"/>
-          <w:sz w:val="24"/>
-          <w:u w:val="single"/>
-        </w:rPr>
-        <w:hyperlink r:id="rId11" w:history="1">
-          <w:r>
-            <w:rPr>
-              <w:rStyle w:val="Hyperlink"/>
-            </w:rPr>
-            <w:t>George</w:t>
-          </w:r>
-        </w:hyperlink>
-      </w:r>
-      <w:r>
-        <w:rPr>
-          <w:rFonts w:ascii="Charis SIL Regular" w:hAnsi="Charis SIL Regular" w:eastAsia="Charis SIL Regular"/>
-          <w:b w:val="0"/>
-          <w:i w:val="0"/>
-          <w:color w:val="0000FF"/>
-          <w:sz w:val="24"/>
-          <w:u w:val="single"/>
-        </w:rPr>
-        <w:t xml:space="preserve"> </w:t>
-      </w:r>
-      <w:r>
-        <w:rPr>
-          <w:rFonts w:ascii="Charis SIL Regular" w:hAnsi="Charis SIL Regular" w:eastAsia="Charis SIL Regular"/>
-          <w:b w:val="0"/>
-          <w:i w:val="0"/>
-          <w:color w:val="0000FF"/>
-          <w:sz w:val="24"/>
-          <w:u w:val="single"/>
-        </w:rPr>
-        <w:hyperlink r:id="rId11" w:history="1">
-          <w:r>
-            <w:rPr>
-              <w:rStyle w:val="Hyperlink"/>
-            </w:rPr>
-            <w:t>Otto</w:t>
-          </w:r>
-        </w:hyperlink>
-      </w:r>
-      <w:r>
-        <w:rPr>
-          <w:rFonts w:ascii="Charis SIL Regular" w:hAnsi="Charis SIL Regular" w:eastAsia="Charis SIL Regular"/>
-          <w:b w:val="0"/>
-          <w:i w:val="0"/>
-          <w:color w:val="0000FF"/>
-          <w:sz w:val="24"/>
-          <w:u w:val="single"/>
-        </w:rPr>
-        <w:t xml:space="preserve"> </w:t>
-      </w:r>
-      <w:r>
-        <w:rPr>
-          <w:rFonts w:ascii="Charis SIL Regular" w:hAnsi="Charis SIL Regular" w:eastAsia="Charis SIL Regular"/>
-          <w:b w:val="0"/>
-          <w:i w:val="0"/>
-          <w:color w:val="0000FF"/>
-          <w:sz w:val="24"/>
-          <w:u w:val="single"/>
-        </w:rPr>
-        <w:hyperlink r:id="rId11" w:history="1">
-          <w:r>
-            <w:rPr>
-              <w:rStyle w:val="Hyperlink"/>
-            </w:rPr>
-            <w:t>Stuart</w:t>
-          </w:r>
-        </w:hyperlink>
-      </w:r>
-      <w:r>
-        <w:rPr>
-          <w:rFonts w:ascii="Charis SIL Regular" w:hAnsi="Charis SIL Regular" w:eastAsia="Charis SIL Regular"/>
-          <w:b w:val="0"/>
-          <w:i w:val="0"/>
-          <w:color w:val="0000FF"/>
-          <w:sz w:val="24"/>
-          <w:u w:val="single"/>
-        </w:rPr>
-        <w:t xml:space="preserve"> </w:t>
-      </w:r>
-      <w:r>
-        <w:rPr>
-          <w:rFonts w:ascii="Charis SIL Regular" w:hAnsi="Charis SIL Regular" w:eastAsia="Charis SIL Regular"/>
-          <w:b w:val="0"/>
-          <w:i w:val="0"/>
-          <w:color w:val="0000FF"/>
-          <w:sz w:val="24"/>
-          <w:u w:val="single"/>
-        </w:rPr>
-        <w:hyperlink r:id="rId10" w:history="1">
-          <w:r>
-            <w:rPr>
-              <w:rStyle w:val="Hyperlink"/>
-            </w:rPr>
-            <w:t>von</w:t>
-          </w:r>
-        </w:hyperlink>
-      </w:r>
-      <w:r>
-        <w:rPr>
-          <w:rFonts w:ascii="Charis SIL Regular" w:hAnsi="Charis SIL Regular" w:eastAsia="Charis SIL Regular"/>
-          <w:b w:val="0"/>
-          <w:i w:val="0"/>
-          <w:color w:val="0000FF"/>
-          <w:sz w:val="24"/>
-          <w:u w:val="single"/>
-        </w:rPr>
-        <w:t xml:space="preserve"> </w:t>
-      </w:r>
-      <w:r>
-        <w:rPr>
-          <w:rFonts w:ascii="Charis SIL Regular" w:hAnsi="Charis SIL Regular" w:eastAsia="Charis SIL Regular"/>
-          <w:b w:val="0"/>
-          <w:i w:val="0"/>
-          <w:color w:val="0000FF"/>
-          <w:sz w:val="24"/>
-          <w:u w:val="single"/>
-        </w:rPr>
-        <w:hyperlink r:id="rId10" w:history="1">
-          <w:r>
-            <w:rPr>
-              <w:rStyle w:val="Hyperlink"/>
-            </w:rPr>
-            <w:t>Schm</w:t>
-          </w:r>
-        </w:hyperlink>
-      </w:r>
-      <w:r>
-        <w:rPr>
-          <w:rFonts w:ascii="Charis SIL Regular" w:hAnsi="Charis SIL Regular" w:eastAsia="Charis SIL Regular"/>
-          <w:b w:val="0"/>
-          <w:i w:val="0"/>
-          <w:color w:val="0000FF"/>
-          <w:sz w:val="24"/>
-          <w:u w:val="single"/>
-        </w:rPr>
-        <w:hyperlink r:id="rId11" w:history="1">
-          <w:r>
-            <w:rPr>
-              <w:rStyle w:val="Hyperlink"/>
-            </w:rPr>
-            <w:t>i</w:t>
-          </w:r>
-        </w:hyperlink>
-      </w:r>
-      <w:r>
-        <w:rPr>
-          <w:rFonts w:ascii="Charis SIL Regular" w:hAnsi="Charis SIL Regular" w:eastAsia="Charis SIL Regular"/>
-          <w:b w:val="0"/>
-          <w:i w:val="0"/>
-          <w:color w:val="0000FF"/>
-          <w:sz w:val="24"/>
-          <w:u w:val="single"/>
-        </w:rPr>
-        <w:hyperlink r:id="rId11" w:history="1">
-          <w:r>
-            <w:rPr>
-              <w:rStyle w:val="Hyperlink"/>
-            </w:rPr>
-            <w:t>dt</w:t>
-          </w:r>
-        </w:hyperlink>
-      </w:r>
-      <w:r>
-        <w:rPr>
-          <w:rFonts w:ascii="Charis SIL Regular" w:hAnsi="Charis SIL Regular" w:eastAsia="Charis SIL Regular"/>
-          <w:b w:val="0"/>
-          <w:i w:val="0"/>
-          <w:color w:val="0000FF"/>
-          <w:sz w:val="24"/>
-          <w:u w:val="single"/>
-        </w:rPr>
-        <w:t xml:space="preserve"> </w:t>
-      </w:r>
-      <w:r>
-        <w:rPr>
-          <w:rFonts w:ascii="Charis SIL Regular" w:hAnsi="Charis SIL Regular" w:eastAsia="Charis SIL Regular"/>
-          <w:b w:val="0"/>
-          <w:i w:val="0"/>
-          <w:color w:val="0000FF"/>
-          <w:sz w:val="24"/>
-          <w:u w:val="single"/>
-        </w:rPr>
-        <w:hyperlink r:id="rId10" w:history="1">
-          <w:r>
-            <w:rPr>
-              <w:rStyle w:val="Hyperlink"/>
-            </w:rPr>
-            <w:t>auf</w:t>
-          </w:r>
-        </w:hyperlink>
-      </w:r>
-      <w:r>
-        <w:rPr>
-          <w:rFonts w:ascii="Charis SIL Regular" w:hAnsi="Charis SIL Regular" w:eastAsia="Charis SIL Regular"/>
-          <w:b w:val="0"/>
-          <w:i w:val="0"/>
-          <w:color w:val="0000FF"/>
-          <w:sz w:val="24"/>
-          <w:u w:val="single"/>
-        </w:rPr>
-        <w:t xml:space="preserve"> </w:t>
-      </w:r>
-      <w:r>
-        <w:rPr>
-          <w:rFonts w:ascii="Charis SIL Regular" w:hAnsi="Charis SIL Regular" w:eastAsia="Charis SIL Regular"/>
-          <w:b w:val="0"/>
-          <w:i w:val="0"/>
-          <w:color w:val="0000FF"/>
-          <w:sz w:val="24"/>
-          <w:u w:val="single"/>
-        </w:rPr>
-        <w:hyperlink r:id="rId10" w:history="1">
-          <w:r>
-            <w:rPr>
-              <w:rStyle w:val="Hyperlink"/>
-            </w:rPr>
-            <w:t>A</w:t>
-          </w:r>
-        </w:hyperlink>
+        </w:rPr>
+        <w:t>Johann George Otto Stuart von Schmidt auf A</w:t>
       </w:r>
       <w:r>
         <w:rPr>
@@ -1418,7 +1171,6 @@
       </w:r>
       <w:r>
         <w:rPr>
-          <w:u w:val="single" w:color="0000ff"/>
           <w:rFonts w:ascii="Charis SIL Regular" w:hAnsi="Charis SIL Regular" w:eastAsia="Charis SIL Regular"/>
           <w:b w:val="0"/>
           <w:i w:val="0"/>
@@ -1434,8 +1186,52 @@
           <w:i w:val="0"/>
           <w:color w:val="0000FF"/>
           <w:sz w:val="24"/>
-        </w:rPr>
-        <w:t>Rijksmuseum</w:t>
+          <w:u w:val="single"/>
+        </w:rPr>
+        <w:hyperlink r:id="rId13" w:history="1">
+          <w:r>
+            <w:rPr>
+              <w:rStyle w:val="Hyperlink"/>
+            </w:rPr>
+            <w:t>Rijksmu</w:t>
+          </w:r>
+        </w:hyperlink>
+      </w:r>
+      <w:r>
+        <w:rPr>
+          <w:rFonts w:ascii="Charis SIL Regular" w:hAnsi="Charis SIL Regular" w:eastAsia="Charis SIL Regular"/>
+          <w:b w:val="0"/>
+          <w:i w:val="0"/>
+          <w:color w:val="0000FF"/>
+          <w:sz w:val="24"/>
+          <w:u w:val="single"/>
+        </w:rPr>
+        <w:hyperlink r:id="rId14" w:history="1">
+          <w:r>
+            <w:rPr>
+              <w:rStyle w:val="Hyperlink"/>
+            </w:rPr>
+            <w:t>seu</w:t>
+          </w:r>
+        </w:hyperlink>
+      </w:r>
+      <w:r>
+        <w:rPr>
+          <w:rFonts w:ascii="Charis SIL Regular" w:hAnsi="Charis SIL Regular" w:eastAsia="Charis SIL Regular"/>
+          <w:b w:val="0"/>
+          <w:i w:val="0"/>
+          <w:color w:val="0000FF"/>
+          <w:sz w:val="24"/>
+          <w:u w:val="single"/>
+        </w:rPr>
+        <w:hyperlink r:id="rId14" w:history="1">
+          <w:r>
+            <w:rPr>
+              <w:rStyle w:val="Hyperlink"/>
+            </w:rPr>
+            <w:t>m</w:t>
+          </w:r>
+        </w:hyperlink>
       </w:r>
       <w:r>
         <w:rPr>
@@ -1522,7 +1318,7 @@
           <w:sz w:val="24"/>
           <w:u w:val="single"/>
         </w:rPr>
-        <w:hyperlink r:id="rId13" w:history="1">
+        <w:hyperlink r:id="rId14" w:history="1">
           <w:r>
             <w:rPr>
               <w:rStyle w:val="Hyperlink"/>
@@ -1551,7 +1347,7 @@
           <w:sz w:val="24"/>
           <w:u w:val="single"/>
         </w:rPr>
-        <w:hyperlink r:id="rId13" w:history="1">
+        <w:hyperlink r:id="rId14" w:history="1">
           <w:r>
             <w:rPr>
               <w:rStyle w:val="Hyperlink"/>
@@ -1580,7 +1376,7 @@
           <w:sz w:val="24"/>
           <w:u w:val="single"/>
         </w:rPr>
-        <w:hyperlink r:id="rId13" w:history="1">
+        <w:hyperlink r:id="rId14" w:history="1">
           <w:r>
             <w:rPr>
               <w:rStyle w:val="Hyperlink"/>
@@ -1793,7 +1589,7 @@
           <w:sz w:val="24"/>
           <w:u w:val="single"/>
         </w:rPr>
-        <w:hyperlink r:id="rId14" w:history="1">
+        <w:hyperlink r:id="rId13" w:history="1">
           <w:r>
             <w:rPr>
               <w:rStyle w:val="Hyperlink"/>
@@ -2738,6 +2534,7 @@
       </w:r>
       <w:r>
         <w:rPr>
+          <w:u w:val="single" w:color="0000ff"/>
           <w:rFonts w:ascii="Charis SIL Regular" w:hAnsi="Charis SIL Regular" w:eastAsia="Charis SIL Regular"/>
           <w:b w:val="0"/>
           <w:i w:val="0"/>
@@ -2834,7 +2631,7 @@
             <w:rPr>
               <w:rStyle w:val="Hyperlink"/>
             </w:rPr>
-            <w:t>desbetreffend</w:t>
+            <w:t>desbetreffen</w:t>
           </w:r>
         </w:hyperlink>
       </w:r>
@@ -2845,36 +2642,13 @@
           <w:i w:val="0"/>
           <w:color w:val="0000FF"/>
           <w:sz w:val="24"/>
-          <w:u w:val="single"/>
-        </w:rPr>
-        <w:t>e</w:t>
-      </w:r>
-      <w:r>
-        <w:rPr>
-          <w:rFonts w:ascii="Charis SIL Regular" w:hAnsi="Charis SIL Regular" w:eastAsia="Charis SIL Regular"/>
-          <w:b w:val="0"/>
-          <w:i w:val="0"/>
-          <w:color w:val="0000FF"/>
-          <w:sz w:val="24"/>
-          <w:u w:val="single"/>
-        </w:rPr>
-        <w:t xml:space="preserve"> </w:t>
-      </w:r>
-      <w:r>
-        <w:rPr>
-          <w:rFonts w:ascii="Charis SIL Regular" w:hAnsi="Charis SIL Regular" w:eastAsia="Charis SIL Regular"/>
-          <w:b w:val="0"/>
-          <w:i w:val="0"/>
-          <w:color w:val="0000FF"/>
-          <w:sz w:val="24"/>
-          <w:u w:val="single"/>
         </w:rPr>
         <w:hyperlink r:id="rId12" w:history="1">
           <w:r>
             <w:rPr>
               <w:rStyle w:val="Hyperlink"/>
             </w:rPr>
-            <w:t>zoekhul</w:t>
+            <w:t>d</w:t>
           </w:r>
         </w:hyperlink>
       </w:r>
@@ -2886,7 +2660,36 @@
           <w:color w:val="0000FF"/>
           <w:sz w:val="24"/>
         </w:rPr>
-        <w:t>p</w:t>
+        <w:t>e</w:t>
+      </w:r>
+      <w:r>
+        <w:rPr>
+          <w:rFonts w:ascii="Charis SIL Regular" w:hAnsi="Charis SIL Regular" w:eastAsia="Charis SIL Regular"/>
+          <w:b w:val="0"/>
+          <w:i w:val="0"/>
+          <w:color w:val="0000FF"/>
+          <w:sz w:val="24"/>
+          <w:u w:val="single"/>
+        </w:rPr>
+        <w:t xml:space="preserve"> </w:t>
+      </w:r>
+      <w:r>
+        <w:rPr>
+          <w:rFonts w:ascii="Charis SIL Regular" w:hAnsi="Charis SIL Regular" w:eastAsia="Charis SIL Regular"/>
+          <w:b w:val="0"/>
+          <w:i w:val="0"/>
+          <w:color w:val="0000FF"/>
+          <w:sz w:val="24"/>
+          <w:u w:val="single"/>
+        </w:rPr>
+        <w:hyperlink r:id="rId12" w:history="1">
+          <w:r>
+            <w:rPr>
+              <w:rStyle w:val="Hyperlink"/>
+            </w:rPr>
+            <w:t>zoekhulp</w:t>
+          </w:r>
+        </w:hyperlink>
       </w:r>
       <w:r>
         <w:rPr>
@@ -4072,7 +3875,7 @@
           <w:sz w:val="24"/>
           <w:u w:val="single"/>
         </w:rPr>
-        <w:hyperlink r:id="rId19" w:history="1">
+        <w:hyperlink r:id="rId18" w:history="1">
           <w:r>
             <w:rPr>
               <w:rStyle w:val="Hyperlink"/>
@@ -4107,7 +3910,7 @@
           <w:sz w:val="24"/>
           <w:u w:val="single"/>
         </w:rPr>
-        <w:hyperlink r:id="rId20" w:history="1">
+        <w:hyperlink r:id="rId18" w:history="1">
           <w:r>
             <w:rPr>
               <w:rStyle w:val="Hyperlink"/>
@@ -4136,7 +3939,7 @@
           <w:sz w:val="24"/>
           <w:u w:val="single"/>
         </w:rPr>
-        <w:hyperlink r:id="rId20" w:history="1">
+        <w:hyperlink r:id="rId18" w:history="1">
           <w:r>
             <w:rPr>
               <w:rStyle w:val="Hyperlink"/>
@@ -4287,7 +4090,7 @@
           <w:sz w:val="24"/>
           <w:u w:val="single"/>
         </w:rPr>
-        <w:hyperlink r:id="rId21" w:history="1">
+        <w:hyperlink r:id="rId19" w:history="1">
           <w:r>
             <w:rPr>
               <w:rStyle w:val="Hyperlink"/>
@@ -4305,7 +4108,7 @@
           <w:sz w:val="24"/>
           <w:u w:val="single"/>
         </w:rPr>
-        <w:hyperlink r:id="rId21" w:history="1">
+        <w:hyperlink r:id="rId19" w:history="1">
           <w:r>
             <w:rPr>
               <w:rStyle w:val="Hyperlink"/>
@@ -4323,7 +4126,7 @@
           <w:sz w:val="24"/>
           <w:u w:val="single"/>
         </w:rPr>
-        <w:hyperlink r:id="rId21" w:history="1">
+        <w:hyperlink r:id="rId19" w:history="1">
           <w:r>
             <w:rPr>
               <w:rStyle w:val="Hyperlink"/>
@@ -4351,7 +4154,7 @@
           <w:sz w:val="24"/>
           <w:u w:val="single"/>
         </w:rPr>
-        <w:hyperlink r:id="rId21" w:history="1">
+        <w:hyperlink r:id="rId19" w:history="1">
           <w:r>
             <w:rPr>
               <w:rStyle w:val="Hyperlink"/>
@@ -4380,7 +4183,7 @@
           <w:sz w:val="24"/>
           <w:u w:val="single"/>
         </w:rPr>
-        <w:hyperlink r:id="rId21" w:history="1">
+        <w:hyperlink r:id="rId19" w:history="1">
           <w:r>
             <w:rPr>
               <w:rStyle w:val="Hyperlink"/>
@@ -4531,7 +4334,7 @@
           <w:sz w:val="24"/>
           <w:u w:val="single"/>
         </w:rPr>
-        <w:hyperlink r:id="rId22" w:history="1">
+        <w:hyperlink r:id="rId20" w:history="1">
           <w:r>
             <w:rPr>
               <w:rStyle w:val="Hyperlink"/>
@@ -4549,7 +4352,7 @@
           <w:sz w:val="24"/>
           <w:u w:val="single"/>
         </w:rPr>
-        <w:hyperlink r:id="rId22" w:history="1">
+        <w:hyperlink r:id="rId20" w:history="1">
           <w:r>
             <w:rPr>
               <w:rStyle w:val="Hyperlink"/>
@@ -4567,7 +4370,7 @@
           <w:sz w:val="24"/>
           <w:u w:val="single"/>
         </w:rPr>
-        <w:hyperlink r:id="rId22" w:history="1">
+        <w:hyperlink r:id="rId20" w:history="1">
           <w:r>
             <w:rPr>
               <w:rStyle w:val="Hyperlink"/>
@@ -4585,7 +4388,7 @@
           <w:sz w:val="24"/>
           <w:u w:val="single"/>
         </w:rPr>
-        <w:hyperlink r:id="rId22" w:history="1">
+        <w:hyperlink r:id="rId20" w:history="1">
           <w:r>
             <w:rPr>
               <w:rStyle w:val="Hyperlink"/>
@@ -4613,7 +4416,7 @@
           <w:sz w:val="24"/>
           <w:u w:val="single"/>
         </w:rPr>
-        <w:hyperlink r:id="rId23" w:history="1">
+        <w:hyperlink r:id="rId21" w:history="1">
           <w:r>
             <w:rPr>
               <w:rStyle w:val="Hyperlink"/>
@@ -4631,7 +4434,7 @@
           <w:sz w:val="24"/>
           <w:u w:val="single"/>
         </w:rPr>
-        <w:hyperlink r:id="rId22" w:history="1">
+        <w:hyperlink r:id="rId21" w:history="1">
           <w:r>
             <w:rPr>
               <w:rStyle w:val="Hyperlink"/>
@@ -4660,7 +4463,7 @@
           <w:sz w:val="24"/>
           <w:u w:val="single"/>
         </w:rPr>
-        <w:hyperlink r:id="rId22" w:history="1">
+        <w:hyperlink r:id="rId21" w:history="1">
           <w:r>
             <w:rPr>
               <w:rStyle w:val="Hyperlink"/>
@@ -4677,14 +4480,7 @@
           <w:color w:val="000000"/>
           <w:sz w:val="24"/>
         </w:rPr>
-        <w:hyperlink r:id="rId22" w:history="1">
-          <w:r>
-            <w:rPr>
-              <w:rStyle w:val="Hyperlink"/>
-            </w:rPr>
-            <w:t xml:space="preserve">, </w:t>
-          </w:r>
-        </w:hyperlink>
+        <w:t xml:space="preserve">, </w:t>
       </w:r>
       <w:r>
         <w:rPr>
@@ -4891,7 +4687,7 @@
           <w:sz w:val="24"/>
           <w:u w:val="single"/>
         </w:rPr>
-        <w:hyperlink r:id="rId24" w:history="1">
+        <w:hyperlink r:id="rId23" w:history="1">
           <w:r>
             <w:rPr>
               <w:rStyle w:val="Hyperlink"/>
@@ -4909,7 +4705,7 @@
           <w:sz w:val="24"/>
           <w:u w:val="single"/>
         </w:rPr>
-        <w:hyperlink r:id="rId24" w:history="1">
+        <w:hyperlink r:id="rId23" w:history="1">
           <w:r>
             <w:rPr>
               <w:rStyle w:val="Hyperlink"/>
@@ -4927,7 +4723,7 @@
           <w:sz w:val="24"/>
           <w:u w:val="single"/>
         </w:rPr>
-        <w:hyperlink r:id="rId24" w:history="1">
+        <w:hyperlink r:id="rId23" w:history="1">
           <w:r>
             <w:rPr>
               <w:rStyle w:val="Hyperlink"/>
@@ -4945,7 +4741,7 @@
           <w:sz w:val="24"/>
           <w:u w:val="single"/>
         </w:rPr>
-        <w:hyperlink r:id="rId24" w:history="1">
+        <w:hyperlink r:id="rId23" w:history="1">
           <w:r>
             <w:rPr>
               <w:rStyle w:val="Hyperlink"/>
@@ -4973,7 +4769,7 @@
           <w:sz w:val="24"/>
           <w:u w:val="single"/>
         </w:rPr>
-        <w:hyperlink r:id="rId25" w:history="1">
+        <w:hyperlink r:id="rId24" w:history="1">
           <w:r>
             <w:rPr>
               <w:rStyle w:val="Hyperlink"/>
@@ -4991,7 +4787,7 @@
           <w:sz w:val="24"/>
           <w:u w:val="single"/>
         </w:rPr>
-        <w:hyperlink r:id="rId25" w:history="1">
+        <w:hyperlink r:id="rId23" w:history="1">
           <w:r>
             <w:rPr>
               <w:rStyle w:val="Hyperlink"/>
@@ -5020,7 +4816,7 @@
           <w:sz w:val="24"/>
           <w:u w:val="single"/>
         </w:rPr>
-        <w:hyperlink r:id="rId25" w:history="1">
+        <w:hyperlink r:id="rId23" w:history="1">
           <w:r>
             <w:rPr>
               <w:rStyle w:val="Hyperlink"/>
@@ -5031,7 +4827,6 @@
       </w:r>
       <w:r>
         <w:rPr>
-          <w:u w:val="single" w:color="0000ff"/>
           <w:rFonts w:ascii="Charis SIL Regular" w:hAnsi="Charis SIL Regular" w:eastAsia="Charis SIL Regular"/>
           <w:b w:val="0"/>
           <w:i w:val="0"/>
@@ -5049,7 +4844,7 @@
           <w:sz w:val="24"/>
           <w:u w:val="single"/>
         </w:rPr>
-        <w:hyperlink r:id="rId26" w:history="1">
+        <w:hyperlink r:id="rId23" w:history="1">
           <w:r>
             <w:rPr>
               <w:rStyle w:val="Hyperlink"/>
@@ -5078,7 +4873,7 @@
           <w:sz w:val="24"/>
           <w:u w:val="single"/>
         </w:rPr>
-        <w:hyperlink r:id="rId24" w:history="1">
+        <w:hyperlink r:id="rId25" w:history="1">
           <w:r>
             <w:rPr>
               <w:rStyle w:val="Hyperlink"/>
